--- a/论文初版-基于动态演化的智能建造领域关键技术识别及预测_副本2.docx
+++ b/论文初版-基于动态演化的智能建造领域关键技术识别及预测_副本2.docx
@@ -1298,7 +1298,7 @@
           <w:bCs/>
           <w:lang w:val="en-US" w:eastAsia="zh-CN"/>
         </w:rPr>
-        <w:t>智能建造领域技术环境分析</w:t>
+        <w:t>智能建造领域技术分析</w:t>
       </w:r>
     </w:p>
     <w:p>
@@ -1326,7 +1326,8 @@
     <w:p>
       <w:pPr>
         <w:rPr>
-          <w:rFonts w:hint="eastAsia"/>
+          <w:rFonts w:hint="default"/>
+          <w:lang w:val="en-US"/>
         </w:rPr>
       </w:pPr>
       <w:r>
@@ -1350,57 +1351,22 @@
           <w:rFonts w:hint="eastAsia"/>
           <w:lang w:val="en-US" w:eastAsia="zh-CN"/>
         </w:rPr>
-        <w:t>智能建造领域的</w:t>
-      </w:r>
-      <w:r>
-        <w:rPr>
-          <w:rFonts w:hint="eastAsia"/>
-        </w:rPr>
-        <w:t>成长性分析</w:t>
+        <w:t>智能建造专利与文献分析</w:t>
       </w:r>
     </w:p>
     <w:p>
       <w:pPr>
         <w:rPr>
+          <w:rFonts w:hint="default"/>
+          <w:lang w:val="en-US" w:eastAsia="zh-CN"/>
+        </w:rPr>
+      </w:pPr>
+      <w:r>
+        <w:rPr>
           <w:rFonts w:hint="eastAsia"/>
           <w:lang w:val="en-US" w:eastAsia="zh-CN"/>
         </w:rPr>
-      </w:pPr>
-      <w:r>
-        <w:rPr>
-          <w:rFonts w:hint="eastAsia"/>
-          <w:lang w:val="en-US" w:eastAsia="zh-CN"/>
-        </w:rPr>
-        <w:t xml:space="preserve">    2.3 智能建造领域技术体系特征分析</w:t>
-      </w:r>
-    </w:p>
-    <w:p>
-      <w:pPr>
-        <w:rPr>
-          <w:rFonts w:hint="eastAsia"/>
-        </w:rPr>
-      </w:pPr>
-      <w:r>
-        <w:rPr>
-          <w:rFonts w:hint="eastAsia"/>
-          <w:lang w:val="en-US" w:eastAsia="zh-CN"/>
-        </w:rPr>
-        <w:t xml:space="preserve">    2.4 智能建造领域技术市场竞争分析</w:t>
-      </w:r>
-    </w:p>
-    <w:p>
-      <w:pPr>
-        <w:rPr>
-          <w:rFonts w:hint="default"/>
-          <w:lang w:val="en-US" w:eastAsia="zh-CN"/>
-        </w:rPr>
-      </w:pPr>
-      <w:r>
-        <w:rPr>
-          <w:rFonts w:hint="eastAsia"/>
-          <w:lang w:val="en-US" w:eastAsia="zh-CN"/>
-        </w:rPr>
-        <w:t xml:space="preserve">    2.5 本章小结</w:t>
+        <w:t xml:space="preserve">       2.5 本章小结</w:t>
       </w:r>
     </w:p>
     <w:p>
@@ -1442,7 +1408,7 @@
           <w:bCs/>
           <w:lang w:val="en-US" w:eastAsia="zh-CN"/>
         </w:rPr>
-        <w:t>智能建造领域</w:t>
+        <w:t>智能建造领域关键</w:t>
       </w:r>
       <w:r>
         <w:rPr>
@@ -1450,38 +1416,7 @@
           <w:b/>
           <w:bCs/>
         </w:rPr>
-        <w:t>技术的识别和演化特征分析</w:t>
-      </w:r>
-    </w:p>
-    <w:p>
-      <w:r>
-        <w:tab/>
-      </w:r>
-      <w:r>
-        <w:rPr>
-          <w:rFonts w:hint="eastAsia"/>
-          <w:lang w:val="en-US" w:eastAsia="zh-CN"/>
-        </w:rPr>
-        <w:t>3</w:t>
-      </w:r>
-      <w:r>
-        <w:rPr>
-          <w:rFonts w:hint="eastAsia"/>
-        </w:rPr>
-        <w:t xml:space="preserve">.1 </w:t>
-      </w:r>
-      <w:r>
-        <w:rPr>
-          <w:rFonts w:hint="eastAsia"/>
-          <w:lang w:val="en-US" w:eastAsia="zh-CN"/>
-        </w:rPr>
-        <w:t>关键</w:t>
-      </w:r>
-      <w:r>
-        <w:rPr>
-          <w:rFonts w:hint="eastAsia"/>
-        </w:rPr>
-        <w:t>技术识别过程与结果</w:t>
+        <w:t>技术演化特征分析</w:t>
       </w:r>
     </w:p>
     <w:p>
@@ -1505,14 +1440,27 @@
         <w:rPr>
           <w:rFonts w:hint="eastAsia"/>
         </w:rPr>
-        <w:t xml:space="preserve">.2 </w:t>
+        <w:t xml:space="preserve">.1 </w:t>
       </w:r>
       <w:r>
         <w:rPr>
           <w:rFonts w:hint="eastAsia"/>
           <w:lang w:val="en-US" w:eastAsia="zh-CN"/>
         </w:rPr>
-        <w:t>关键技术演化特征分析</w:t>
+        <w:t>关键</w:t>
+      </w:r>
+      <w:r>
+        <w:rPr>
+          <w:rFonts w:hint="eastAsia"/>
+        </w:rPr>
+        <w:t>技术</w:t>
+      </w:r>
+      <w:r>
+        <w:rPr>
+          <w:rFonts w:hint="eastAsia"/>
+          <w:lang w:val="en-US" w:eastAsia="zh-CN"/>
+        </w:rPr>
+        <w:t>成长性分析</w:t>
       </w:r>
     </w:p>
     <w:p>
@@ -1536,14 +1484,45 @@
         <w:rPr>
           <w:rFonts w:hint="eastAsia"/>
         </w:rPr>
-        <w:t xml:space="preserve">.3 </w:t>
+        <w:t xml:space="preserve">.2 </w:t>
       </w:r>
       <w:r>
         <w:rPr>
           <w:rFonts w:hint="eastAsia"/>
           <w:lang w:val="en-US" w:eastAsia="zh-CN"/>
         </w:rPr>
-        <w:t>案例解读及检验</w:t>
+        <w:t>关键技术动态网络分析</w:t>
+      </w:r>
+    </w:p>
+    <w:p>
+      <w:pPr>
+        <w:rPr>
+          <w:rFonts w:hint="default" w:eastAsia="宋体"/>
+          <w:lang w:val="en-US" w:eastAsia="zh-CN"/>
+        </w:rPr>
+      </w:pPr>
+      <w:r>
+        <w:tab/>
+      </w:r>
+      <w:r>
+        <w:rPr>
+          <w:rFonts w:hint="eastAsia"/>
+          <w:lang w:val="en-US" w:eastAsia="zh-CN"/>
+        </w:rPr>
+        <w:t>3</w:t>
+      </w:r>
+      <w:r>
+        <w:rPr>
+          <w:rFonts w:hint="eastAsia"/>
+        </w:rPr>
+        <w:t xml:space="preserve">.3 </w:t>
+      </w:r>
+      <w:r>
+        <w:rPr>
+          <w:rFonts w:hint="eastAsia"/>
+          <w:lang w:val="en-US" w:eastAsia="zh-CN"/>
+        </w:rPr>
+        <w:t>BERT主题分析</w:t>
       </w:r>
     </w:p>
     <w:p>
@@ -1669,6 +1648,8 @@
         </w:rPr>
         <w:t>基于LangChain的模型预测</w:t>
       </w:r>
+      <w:bookmarkStart w:id="24" w:name="_GoBack"/>
+      <w:bookmarkEnd w:id="24"/>
     </w:p>
     <w:p>
       <w:pPr>
@@ -1717,8 +1698,6 @@
         </w:rPr>
         <w:t>4</w:t>
       </w:r>
-      <w:bookmarkStart w:id="24" w:name="_GoBack"/>
-      <w:bookmarkEnd w:id="24"/>
       <w:r>
         <w:rPr>
           <w:rFonts w:hint="eastAsia"/>
@@ -1768,7 +1747,7 @@
           <w:rFonts w:hint="eastAsia"/>
           <w:lang w:val="en-US" w:eastAsia="zh-CN"/>
         </w:rPr>
-        <w:t>6</w:t>
+        <w:t>5</w:t>
       </w:r>
       <w:r>
         <w:rPr>
@@ -1786,7 +1765,7 @@
           <w:rFonts w:hint="eastAsia"/>
           <w:lang w:val="en-US" w:eastAsia="zh-CN"/>
         </w:rPr>
-        <w:t>6</w:t>
+        <w:t>5</w:t>
       </w:r>
       <w:r>
         <w:rPr>
@@ -1804,7 +1783,7 @@
           <w:rFonts w:hint="eastAsia"/>
           <w:lang w:val="en-US" w:eastAsia="zh-CN"/>
         </w:rPr>
-        <w:t>6</w:t>
+        <w:t>5</w:t>
       </w:r>
       <w:r>
         <w:rPr>
@@ -3077,7 +3056,7 @@
           <w:rFonts w:hint="eastAsia"/>
           <w:lang w:val="en-US" w:eastAsia="zh-CN"/>
         </w:rPr>
-        <w:t>智能建造技术环境分析</w:t>
+        <w:t>智能建造技术分析</w:t>
       </w:r>
     </w:p>
     <w:p>
@@ -3099,36 +3078,6 @@
           <w:lang w:val="en-US" w:eastAsia="zh-CN"/>
         </w:rPr>
         <w:t>2.1 研究设计与数据预处理</w:t>
-      </w:r>
-    </w:p>
-    <w:p>
-      <w:pPr>
-        <w:rPr>
-          <w:rFonts w:hint="eastAsia"/>
-          <w:lang w:val="en-US" w:eastAsia="zh-CN"/>
-        </w:rPr>
-      </w:pPr>
-      <w:r>
-        <w:rPr>
-          <w:rFonts w:hint="eastAsia"/>
-          <w:lang w:val="en-US" w:eastAsia="zh-CN"/>
-        </w:rPr>
-        <w:t>2.2 专利与文献分析</w:t>
-      </w:r>
-    </w:p>
-    <w:p>
-      <w:pPr>
-        <w:rPr>
-          <w:rFonts w:hint="eastAsia"/>
-          <w:lang w:val="en-US" w:eastAsia="zh-CN"/>
-        </w:rPr>
-      </w:pPr>
-      <w:r>
-        <w:rPr>
-          <w:rFonts w:hint="eastAsia"/>
-          <w:lang w:val="en-US" w:eastAsia="zh-CN"/>
-        </w:rPr>
-        <w:t>2.2.1 数据收集</w:t>
       </w:r>
     </w:p>
     <w:p>
@@ -4169,17 +4118,24 @@
     </w:p>
     <w:p>
       <w:pPr>
+        <w:pStyle w:val="3"/>
+        <w:numPr>
+          <w:ilvl w:val="1"/>
+          <w:numId w:val="0"/>
+        </w:numPr>
+        <w:spacing w:line="480" w:lineRule="auto"/>
+        <w:ind w:leftChars="0"/>
+        <w:rPr>
+          <w:rFonts w:hint="default"/>
+          <w:lang w:val="en-US" w:eastAsia="zh-CN"/>
+        </w:rPr>
+      </w:pPr>
+      <w:r>
         <w:rPr>
           <w:rFonts w:hint="eastAsia"/>
           <w:lang w:val="en-US" w:eastAsia="zh-CN"/>
         </w:rPr>
-      </w:pPr>
-      <w:r>
-        <w:rPr>
-          <w:rFonts w:hint="eastAsia"/>
-          <w:lang w:val="en-US" w:eastAsia="zh-CN"/>
-        </w:rPr>
-        <w:t>2.2.2 技术分析</w:t>
+        <w:t>2.2 专利与文献技术分析</w:t>
       </w:r>
     </w:p>
     <w:p>
@@ -17264,9 +17220,20 @@
     <w:p>
       <w:pPr>
         <w:pStyle w:val="4"/>
+        <w:numPr>
+          <w:numId w:val="0"/>
+        </w:numPr>
         <w:spacing w:line="480" w:lineRule="auto"/>
+        <w:ind w:leftChars="0"/>
       </w:pPr>
       <w:bookmarkStart w:id="20" w:name="_Toc231713162"/>
+      <w:r>
+        <w:rPr>
+          <w:rFonts w:hint="eastAsia"/>
+          <w:lang w:val="en-US" w:eastAsia="zh-CN"/>
+        </w:rPr>
+        <w:t xml:space="preserve">3.1 </w:t>
+      </w:r>
       <w:r>
         <w:rPr>
           <w:rFonts w:hint="eastAsia"/>
@@ -18130,9 +18097,20 @@
     <w:p>
       <w:pPr>
         <w:pStyle w:val="4"/>
+        <w:numPr>
+          <w:numId w:val="0"/>
+        </w:numPr>
         <w:spacing w:line="480" w:lineRule="auto"/>
+        <w:ind w:leftChars="0"/>
       </w:pPr>
       <w:bookmarkStart w:id="22" w:name="_Toc231713163"/>
+      <w:r>
+        <w:rPr>
+          <w:rFonts w:hint="eastAsia"/>
+          <w:lang w:val="en-US" w:eastAsia="zh-CN"/>
+        </w:rPr>
+        <w:t xml:space="preserve">3.2 </w:t>
+      </w:r>
       <w:r>
         <w:rPr>
           <w:rFonts w:hint="eastAsia"/>
@@ -26062,14 +26040,25 @@
     <w:p>
       <w:pPr>
         <w:pStyle w:val="4"/>
+        <w:numPr>
+          <w:numId w:val="0"/>
+        </w:numPr>
         <w:spacing w:line="480" w:lineRule="auto"/>
+        <w:ind w:leftChars="0"/>
       </w:pPr>
       <w:bookmarkStart w:id="23" w:name="_Toc231713164"/>
       <w:r>
         <w:rPr>
           <w:rFonts w:hint="eastAsia"/>
-        </w:rPr>
-        <w:t>4.2.3 BERTopic主题分析</w:t>
+          <w:lang w:val="en-US" w:eastAsia="zh-CN"/>
+        </w:rPr>
+        <w:t xml:space="preserve">3.3 </w:t>
+      </w:r>
+      <w:r>
+        <w:rPr>
+          <w:rFonts w:hint="eastAsia"/>
+        </w:rPr>
+        <w:t xml:space="preserve"> BERTopic主题分析</w:t>
       </w:r>
       <w:bookmarkEnd w:id="23"/>
     </w:p>
